--- a/docs/Introduction-to-R.docx
+++ b/docs/Introduction-to-R.docx
@@ -17618,9 +17618,9 @@
         <w:jc w:val="start"/>
       </w:tblPr>
       <w:tblGrid>
-        <w:gridCol w:w="4327"/>
-        <w:gridCol w:w="2640"/>
-        <w:gridCol w:w="908"/>
+        <w:gridCol w:w="4569"/>
+        <w:gridCol w:w="2393"/>
+        <w:gridCol w:w="913"/>
       </w:tblGrid>
       <w:tr>
         <w:trPr>
@@ -18201,58 +18201,55 @@
               <w:t xml:space="preserve"> </w:t>
             </w:r>
             <w:r>
-              <w:t xml:space="preserve">so that it is the log transform of</w:t>
+              <w:t xml:space="preserve">from</w:t>
             </w:r>
             <w:r>
               <w:t xml:space="preserve"> </w:t>
             </w:r>
-            <w:r>
-              <w:t xml:space="preserve">“</w:t>
-            </w:r>
-            <w:r>
-              <w:t xml:space="preserve">outcome</w:t>
-            </w:r>
-            <w:r>
-              <w:t xml:space="preserve">”</w:t>
-            </w:r>
-            <w:r>
-              <w:t xml:space="preserve"> </w:t>
-            </w:r>
-            <w:r>
-              <w:t xml:space="preserve">column</w:t>
-            </w:r>
-          </w:p>
-        </w:tc>
-        <w:tc>
-          <w:tcPr/>
-          <w:p>
-            <w:pPr>
-              <w:jc w:val="left"/>
-            </w:pPr>
             <w:r>
               <w:rPr>
                 <w:rStyle w:val="VerbatimChar"/>
               </w:rPr>
-              <w:t xml:space="preserve">dataframe$log_outcome = log(dataframe$outcome)</w:t>
-            </w:r>
-          </w:p>
-          <w:p>
-            <w:pPr>
-              <w:jc w:val="left"/>
-            </w:pPr>
-            <w:r>
-              <w:t xml:space="preserve">or</w:t>
-            </w:r>
-          </w:p>
-          <w:p>
-            <w:pPr>
+              <w:t xml:space="preserve">dataframe</w:t>
+            </w:r>
+            <w:r>
+              <w:t xml:space="preserve"> </w:t>
+            </w:r>
+            <w:r>
+              <w:t xml:space="preserve">so that it is the log transform of</w:t>
+            </w:r>
+            <w:r>
+              <w:t xml:space="preserve"> </w:t>
+            </w:r>
+            <w:r>
+              <w:t xml:space="preserve">“</w:t>
+            </w:r>
+            <w:r>
+              <w:t xml:space="preserve">outcome</w:t>
+            </w:r>
+            <w:r>
+              <w:t xml:space="preserve">”</w:t>
+            </w:r>
+            <w:r>
+              <w:t xml:space="preserve"> </w:t>
+            </w:r>
+            <w:r>
+              <w:t xml:space="preserve">column</w:t>
+            </w:r>
+          </w:p>
+        </w:tc>
+        <w:tc>
+          <w:tcPr/>
+          <w:p>
+            <w:pPr>
+              <w:pStyle w:val="Compact"/>
               <w:jc w:val="left"/>
             </w:pPr>
             <w:r>
               <w:rPr>
                 <w:rStyle w:val="VerbatimChar"/>
               </w:rPr>
-              <w:t xml:space="preserve">dataframe = mutate(dataframe, log_outcome = log(outcome)</w:t>
+              <w:t xml:space="preserve">mutate(dataframe, log_outcome = log(outcome))</w:t>
             </w:r>
           </w:p>
         </w:tc>
